--- a/restaurant-track/video-07-english-freezes/RAMP_EnglishFreezes_VideoScript.docx
+++ b/restaurant-track/video-07-english-freezes/RAMP_EnglishFreezes_VideoScript.docx
@@ -30,7 +30,13 @@
         <w:t>Status:</w:t>
       </w:r>
       <w:r>
-        <w:t xml:space="preserve"> DRAFT v1 — awaiting script-editor pass</w:t>
+        <w:t xml:space="preserve"> DRAFT v2 — editor-passed, awaiting Ruthy review </w:t>
+      </w:r>
+      <w:r>
+        <w:rPr>
+          <w:i/>
+        </w:rPr>
+        <w:t>(⚠️ runtime flag: dialogue runs ~14–16 min at checklist pacing against an ~8-min target — needs a scriptwriter compression pass; specifics in "Editor's notes to scriptwriter" below)</w:t>
       </w:r>
     </w:p>
     <w:p>
@@ -1259,7 +1265,7 @@
         <w:t>MARIA:</w:t>
       </w:r>
       <w:r>
-        <w:t xml:space="preserve"> Make a sound, not a silence. "Give me one second — I want to get this exactly right."</w:t>
+        <w:t xml:space="preserve"> Make a sound, not a silence. "Give me one second — I want to get this exactly right." Or think out loud: "What's the word I want…"</w:t>
       </w:r>
     </w:p>
     <w:p/>
@@ -1414,7 +1420,7 @@
         <w:t>MARIA:</w:t>
       </w:r>
       <w:r>
-        <w:t xml:space="preserve"> Your English is going to freeze next shift. That's not a maybe — it's the deal with a second language, and it's the deal with a first one too. So when it happens: make a sound. Then come tell us in the comments which phrase carried you — we read every single one.</w:t>
+        <w:t xml:space="preserve"> Your English is going to freeze next shift. That's not a maybe — it comes with a second language, and it comes with a first one too. So when it happens: make a sound. Then tell us in the comments which phrase carried you — we read every single one.</w:t>
       </w:r>
     </w:p>
     <w:p/>
@@ -1559,19 +1565,10 @@
         <w:rPr>
           <w:b/>
         </w:rPr>
-        <w:t>⚠️ CONTINUITY MISMATCH — needs a decision before lock:</w:t>
-      </w:r>
-      <w:r>
-        <w:t xml:space="preserve"> Video 6's outro currently teases "money. Tips, tip-outs, splitting the bill" as the NEXT episode, but this episode (#7) airs after it. This script's outro teases ep 8 = money, so the chain is consistent </w:t>
-      </w:r>
-      <w:r>
-        <w:rPr>
-          <w:b/>
-        </w:rPr>
-        <w:t>once V6's outgoing tease is updated by its owner</w:t>
-      </w:r>
-      <w:r>
-        <w:t xml:space="preserve"> (one-line change: tease the freeze episode instead) — or the airing order swaps. Flagging for script-editor + Ruthy; do not resolve inside this script.</w:t>
+        <w:t>✅ CONTINUITY MISMATCH — RESOLVED (script-editor pass, 2026-07-16):</w:t>
+      </w:r>
+      <w:r>
+        <w:t xml:space="preserve"> verified against the production board: airing order is ep 6 → ep 7, both week 2, with ep 8 = "Talking About Tips &amp; Splitting the Bill." V6's outgoing tease has been updated (in V6's editor pass, same date) to tease THIS episode instead of the money topic. This script's outro tease of ep 8 = money is correct and unchanged, and the "table 12 last Friday" callback in Part 4 is safe as written. Chain is now consistent; nothing to resolve inside this script.</w:t>
       </w:r>
     </w:p>
     <w:p>
@@ -1825,6 +1822,221 @@
       </w:r>
       <w:r>
         <w:t xml:space="preserve"> english freeze, mind goes blank english, english speaking fear, speak english without fear, ingles para meseros, ingles sin miedo, restaurant english, english for servers, workplace english, ESL speaking confidence, english for restaurant workers, two colleagues english</w:t>
+      </w:r>
+    </w:p>
+    <w:p/>
+    <w:p/>
+    <w:p>
+      <w:pPr>
+        <w:pStyle w:val="Heading2"/>
+      </w:pPr>
+      <w:r>
+        <w:t>Editor's changes (script-editor pass, 2026-07-16)</w:t>
+      </w:r>
+    </w:p>
+    <w:p/>
+    <w:p>
+      <w:pPr>
+        <w:pStyle w:val="ListNumber"/>
+      </w:pPr>
+      <w:r>
+        <w:rPr>
+          <w:b/>
+        </w:rPr>
+        <w:t>Status line</w:t>
+      </w:r>
+      <w:r>
+        <w:t xml:space="preserve"> updated to editor-passed (v2), with a runtime flag for the scriptwriter.</w:t>
+      </w:r>
+    </w:p>
+    <w:p>
+      <w:pPr>
+        <w:pStyle w:val="ListNumber"/>
+      </w:pPr>
+      <w:r>
+        <w:rPr>
+          <w:b/>
+        </w:rPr>
+        <w:t>Recap, Question 1 answer:</w:t>
+      </w:r>
+      <w:r>
+        <w:t xml:space="preserve"> added phrase 4 ("What's the word I want…") — it was the only phrase-bank item the recap never covered, which breaks the locked v2 rule that the recap covers all eight. Folded into Q1 since it belongs to the same "make a sound" move; the Q → 3s pause → A rhythm is unchanged.</w:t>
+      </w:r>
+    </w:p>
+    <w:p>
+      <w:pPr>
+        <w:pStyle w:val="ListNumber"/>
+      </w:pPr>
+      <w:r>
+        <w:rPr>
+          <w:b/>
+        </w:rPr>
+        <w:t>Outro, Maria:</w:t>
+      </w:r>
+      <w:r>
+        <w:t xml:space="preserve"> "it's the deal with a second language, and it's the deal with a first one too" → "it comes with a second language, and it comes with a first one too." "That's the deal with X" is an above-level idiom in the one sentence the whole audience must catch; also "come tell us" → "tell us."</w:t>
+      </w:r>
+    </w:p>
+    <w:p>
+      <w:pPr>
+        <w:pStyle w:val="ListNumber"/>
+      </w:pPr>
+      <w:r>
+        <w:rPr>
+          <w:b/>
+        </w:rPr>
+        <w:t>Production notes:</w:t>
+      </w:r>
+      <w:r>
+        <w:t xml:space="preserve"> the ⚠️ continuity-mismatch flag is resolved and annotated in place — board order (ep 6 → ep 7, both week 2) verified, and V6's outgoing tease was corrected in V6's editor pass to tease this episode. The "table 12 last Friday" callback stands as written.</w:t>
+      </w:r>
+    </w:p>
+    <w:p/>
+    <w:p>
+      <w:r>
+        <w:rPr>
+          <w:i/>
+        </w:rPr>
+        <w:t>Checked and deliberately NOT changed:</w:t>
+      </w:r>
+      <w:r>
+        <w:t xml:space="preserve"> both protected beats (end of Part 4, and the "voice in Spanish" confession) — untouched, per production notes; the V1 boundary — "You taught me what to do when THEY talk too fast" is the only V1 reference and no V1 phrase is re-taught (output-side vs input-side holds); Priya stays off-screen-name-only (precedent: Sam in V4); table 6, not 12, per the production note's reasoning; salmon as the special is not a clash with V3/V5's "86 salmon" (different night — the 86 was that night only); the honest double-freeze payoff — protected positioning, untouched.</w:t>
+      </w:r>
+    </w:p>
+    <w:p/>
+    <w:p>
+      <w:pPr>
+        <w:pStyle w:val="Heading2"/>
+      </w:pPr>
+      <w:r>
+        <w:t>Editor's notes to scriptwriter (structural — runtime needs YOUR pass)</w:t>
+      </w:r>
+    </w:p>
+    <w:p/>
+    <w:p>
+      <w:r>
+        <w:rPr>
+          <w:b/>
+        </w:rPr>
+        <w:t>Estimate:</w:t>
+      </w:r>
+      <w:r>
+        <w:t xml:space="preserve"> 1,570 dialogue words ≈ 13.1–15.0 min of speech at 105–120 wpm, + 15s recap pauses + ~1 min of beats (this episode's silence design adds more, not less) = </w:t>
+      </w:r>
+      <w:r>
+        <w:rPr>
+          <w:b/>
+        </w:rPr>
+        <w:t>~14.3–16.2 min as written</w:t>
+      </w:r>
+      <w:r>
+        <w:t xml:space="preserve">, against an ~8-min target and the 10-min ceiling. The scene timings in the headers (ending 8:40) imply ~200 wpm — not survivable at this channel's ESL pacing. This is too deep for editor line-surgery: roughly </w:t>
+      </w:r>
+      <w:r>
+        <w:rPr>
+          <w:b/>
+        </w:rPr>
+        <w:t>500–600 words need to come out</w:t>
+      </w:r>
+      <w:r>
+        <w:t xml:space="preserve"> to get under 10 minutes (~1,000–1,050 words total to hit the stated ~8). The weight is almost entirely in James's teaching monologues (eight speeches of 45–82 words; V1's template rarely lets him pass 40). Nothing below touches the phrase bank or either protected beat:</w:t>
+      </w:r>
+    </w:p>
+    <w:p/>
+    <w:p>
+      <w:pPr>
+        <w:pStyle w:val="ListBullet"/>
+      </w:pPr>
+      <w:r>
+        <w:rPr>
+          <w:b/>
+        </w:rPr>
+        <w:t>Part 1:</w:t>
+      </w:r>
+      <w:r>
+        <w:t xml:space="preserve"> James's two long speeches (~145 words combined). "Because everybody sells 'speak without fear,' and nobody teaches the two seconds where the fear actually lives" duplicates positioning already in the cold open and payoff VO. The Tuesday-"inventory" story can carry the whole reframe; the staged roadblock + "Exactly. Because I didn't go silent…" speech can halve. Est. −80.</w:t>
+      </w:r>
+    </w:p>
+    <w:p>
+      <w:pPr>
+        <w:pStyle w:val="ListBullet"/>
+      </w:pPr>
+      <w:r>
+        <w:rPr>
+          <w:b/>
+        </w:rPr>
+        <w:t>Part 2:</w:t>
+      </w:r>
+      <w:r>
+        <w:t xml:space="preserve"> "Here's the secret of the freeze…" (~59) → the secret in two sentences; "That's the answer you'll get, by the way…" (~42) → one sentence ending at "You sound like everyone."; "Now you're getting it. One more sound…" (~52) → trim the setup. Est. −90.</w:t>
+      </w:r>
+    </w:p>
+    <w:p>
+      <w:pPr>
+        <w:pStyle w:val="ListBullet"/>
+      </w:pPr>
+      <w:r>
+        <w:rPr>
+          <w:b/>
+        </w:rPr>
+        <w:t>Part 3:</w:t>
+      </w:r>
+      <w:r>
+        <w:t xml:space="preserve"> "Move two…" (~57) → cut the panic explanation, keep "you lost ONE WORD, not the meaning"; "I know it does. Now watch his face…" (~62) → cut "Asking isn't defeat. Asking is what confident people do…" (keep the salmon lines — Maria's reply depends on them); "Look what happened…" (~45) → trim. Est. −70.</w:t>
+      </w:r>
+    </w:p>
+    <w:p>
+      <w:pPr>
+        <w:pStyle w:val="ListBullet"/>
+      </w:pPr>
+      <w:r>
+        <w:rPr>
+          <w:b/>
+        </w:rPr>
+        <w:t>Part 4:</w:t>
+      </w:r>
+      <w:r>
+        <w:t xml:space="preserve"> "Last move — the one that decides…" (~49) → trim the framing; in the 82-word bar speech, cut "One frozen sentence doesn't erase one shift of that. It can't. It's one sentence." (restated verbatim-in-spirit by recap Q5) — keep the table-12 callback and "you're the only person in the building still carrying it." </w:t>
+      </w:r>
+      <w:r>
+        <w:rPr>
+          <w:b/>
+        </w:rPr>
+        <w:t>Do not touch the bolded protected line or the hold after it.</w:t>
+      </w:r>
+      <w:r>
+        <w:t xml:space="preserve"> Est. −40.</w:t>
+      </w:r>
+    </w:p>
+    <w:p>
+      <w:pPr>
+        <w:pStyle w:val="ListBullet"/>
+      </w:pPr>
+      <w:r>
+        <w:rPr>
+          <w:b/>
+        </w:rPr>
+        <w:t>Recap:</w:t>
+      </w:r>
+      <w:r>
+        <w:t xml:space="preserve"> answers can lose ~20 words of tails without losing phrase coverage.</w:t>
+      </w:r>
+    </w:p>
+    <w:p>
+      <w:pPr>
+        <w:pStyle w:val="ListBullet"/>
+      </w:pPr>
+      <w:r>
+        <w:t>That's ~−300 by line trims alone; the remaining ~−250 has to come from compressing whole teaching exchanges (e.g., Part 2 teaches three phrases with full coaching cycles each — two can share one demo/debrief). Your structural call, not mine.</w:t>
+      </w:r>
+    </w:p>
+    <w:p/>
+    <w:p>
+      <w:r>
+        <w:rPr>
+          <w:i/>
+        </w:rPr>
+        <w:t>(Minor, roll into the same pass: "Americans say it in meetings, on dates, on television" — the triple list reads written; two items land more spoken.)</w:t>
       </w:r>
     </w:p>
     <w:sectPr>

--- a/restaurant-track/video-07-english-freezes/RAMP_EnglishFreezes_VideoScript.docx
+++ b/restaurant-track/video-07-english-freezes/RAMP_EnglishFreezes_VideoScript.docx
@@ -30,13 +30,7 @@
         <w:t>Status:</w:t>
       </w:r>
       <w:r>
-        <w:t xml:space="preserve"> DRAFT v2 — editor-passed, awaiting Ruthy review </w:t>
-      </w:r>
-      <w:r>
-        <w:rPr>
-          <w:i/>
-        </w:rPr>
-        <w:t>(⚠️ runtime flag: dialogue runs ~14–16 min at checklist pacing against an ~8-min target — needs a scriptwriter compression pass; specifics in "Editor's notes to scriptwriter" below)</w:t>
+        <w:t xml:space="preserve"> DRAFT v3 — compressed per editor notes, awaiting editor re-check</w:t>
       </w:r>
     </w:p>
     <w:p>
@@ -268,7 +262,7 @@
         <w:t>MARIA (VO):</w:t>
       </w:r>
       <w:r>
-        <w:t xml:space="preserve"> Nobody was rude to me. Nobody spoke fast. My own English just… stopped.</w:t>
+        <w:t xml:space="preserve"> Nobody was rude. Nobody spoke fast. My English just… stopped.</w:t>
       </w:r>
     </w:p>
     <w:p/>
@@ -292,7 +286,7 @@
         <w:t>MARIA (VO):</w:t>
       </w:r>
       <w:r>
-        <w:t xml:space="preserve"> If that voice lives in your head too — this video is for you. There are phrases for this exact moment. Professionals use them every day. Let me show you.</w:t>
+        <w:t xml:space="preserve"> If that voice lives in your head too — stay. There are phrases for this exact moment.</w:t>
       </w:r>
     </w:p>
     <w:p/>
@@ -302,7 +296,7 @@
         <w:pStyle w:val="Heading2"/>
       </w:pPr>
       <w:r>
-        <w:t>PART 1 — THE FRAME (0:30–1:50)</w:t>
+        <w:t>PART 1 — THE FRAME (0:30–2:05)</w:t>
       </w:r>
     </w:p>
     <w:p/>
@@ -323,7 +317,7 @@
         <w:t>JAMES:</w:t>
       </w:r>
       <w:r>
-        <w:t xml:space="preserve"> Table 6 tonight. You went somewhere for a second.</w:t>
+        <w:t xml:space="preserve"> Table 6. You went somewhere for a second.</w:t>
       </w:r>
     </w:p>
     <w:p/>
@@ -335,7 +329,7 @@
         <w:t>MARIA:</w:t>
       </w:r>
       <w:r>
-        <w:t xml:space="preserve"> Capers. The word was capers. I've said it a hundred times. And it just — left. And you know what I did after? I gave table 6 to Priya and I hid in the side station.</w:t>
+        <w:t xml:space="preserve"> Capers. I've said that word a hundred times, and it just left. So I gave the table to Priya and hid in the side station.</w:t>
       </w:r>
     </w:p>
     <w:p/>
@@ -389,7 +383,7 @@
         <w:t>JAMES:</w:t>
       </w:r>
       <w:r>
-        <w:t xml:space="preserve"> Because everybody sells "speak without fear," and nobody teaches the two seconds where the fear actually lives. Okay. First, the thing you need to know more than any phrase: the freeze is not your English failing. It's a brain thing, and every brain does it. I've spoken English my whole life, and my mind still hits a… </w:t>
+        <w:t xml:space="preserve"> The freeze is not your English failing — every brain does it. Mine still hits a… </w:t>
       </w:r>
       <w:r>
         <w:rPr>
@@ -422,7 +416,7 @@
         <w:t>JAMES:</w:t>
       </w:r>
       <w:r>
-        <w:t xml:space="preserve"> I did it on purpose. Mostly. But you've heard me do it for real — Tuesday, in the staff meeting, I lost "inventory." Me. In my own restaurant. Did you think I was stupid?</w:t>
+        <w:t xml:space="preserve"> On purpose. Mostly. But Tuesday, in my own staff meeting, I lost "inventory." Did you think I was stupid?</w:t>
       </w:r>
     </w:p>
     <w:p/>
@@ -446,7 +440,7 @@
         <w:t>JAMES:</w:t>
       </w:r>
       <w:r>
-        <w:t xml:space="preserve"> Exactly. Because I didn't go silent — I made a sound, kept the moment alive, and the word came back. Native speakers freeze constantly. We just have a toolbox for it, and nobody ever hands it to you in a textbook. So tonight I'm handing it to you. Three moves: make a sound, say what you have, and find your way back.</w:t>
+        <w:t xml:space="preserve"> Because I made a sound, not a silence — and the word came back. Native speakers freeze constantly — we just carry a toolbox. Tonight it's yours: make a sound, say what you have, find your way back.</w:t>
       </w:r>
     </w:p>
     <w:p/>
@@ -458,7 +452,7 @@
         <w:t>MARIA:</w:t>
       </w:r>
       <w:r>
-        <w:t xml:space="preserve"> And you'll be the customer.</w:t>
+        <w:t xml:space="preserve"> And you're the customer.</w:t>
       </w:r>
     </w:p>
     <w:p/>
@@ -470,7 +464,7 @@
         <w:t>JAMES:</w:t>
       </w:r>
       <w:r>
-        <w:t xml:space="preserve"> I'll be the customer. Get the pad.</w:t>
+        <w:t xml:space="preserve"> Get the pad.</w:t>
       </w:r>
     </w:p>
     <w:p/>
@@ -480,7 +474,7 @@
         <w:pStyle w:val="Heading2"/>
       </w:pPr>
       <w:r>
-        <w:t>PART 2 — SKILL 1: MAKE A SOUND, NOT A SILENCE (1:50–3:20)</w:t>
+        <w:t>PART 2 — SKILL 1: MAKE A SOUND, NOT A SILENCE (2:05–3:15)</w:t>
       </w:r>
     </w:p>
     <w:p/>
@@ -501,7 +495,7 @@
         <w:t>JAMES (as himself, aside):</w:t>
       </w:r>
       <w:r>
-        <w:t xml:space="preserve"> Here's the secret of the freeze: the freeze isn't what scares the customer. The SILENCE is. A server who pauses with sound is thinking. A server who goes silent looks like the fire alarm's about to ring. So the first move is small: buy the time out loud. </w:t>
+        <w:t xml:space="preserve"> The freeze doesn't scare a customer — the silence does. Sound says you're thinking. So buy time out loud: </w:t>
       </w:r>
       <w:r>
         <w:rPr>
@@ -540,22 +534,13 @@
         <w:t>JAMES:</w:t>
       </w:r>
       <w:r>
-        <w:t xml:space="preserve"> Hear what that sentence does? You didn't confess a problem. You promised quality. Your freeze just became service. Now — sometimes one second isn't enough, and the whole sentence falls down. That's allowed. Name it and reset. Two phrases, they're a pair: </w:t>
+        <w:t xml:space="preserve"> You promised quality — your freeze just became service. And when a whole sentence falls down, name it and reset — a pair native speakers use every day: </w:t>
       </w:r>
       <w:r>
         <w:rPr>
           <w:i/>
         </w:rPr>
-        <w:t>"Sorry — my mind just went blank."</w:t>
-      </w:r>
-      <w:r>
-        <w:t xml:space="preserve"> Then: </w:t>
-      </w:r>
-      <w:r>
-        <w:rPr>
-          <w:i/>
-        </w:rPr>
-        <w:t>"Let me start again."</w:t>
+        <w:t>"Sorry — my mind just went blank. Let me start again."</w:t>
       </w:r>
     </w:p>
     <w:p/>
@@ -597,22 +582,10 @@
         <w:rPr>
           <w:b/>
         </w:rPr>
-        <w:t>JAMES (as himself):</w:t>
-      </w:r>
-      <w:r>
-        <w:t xml:space="preserve"> That's the answer you'll get, by the way. Almost every time. "My mind went blank" is a NATIVE phrase — Americans say it in meetings, on dates, on television. When you say it, you don't sound like a learner. You sound like everyone.</w:t>
-      </w:r>
-    </w:p>
-    <w:p/>
-    <w:p>
-      <w:r>
-        <w:rPr>
-          <w:b/>
-        </w:rPr>
         <w:t>MARIA:</w:t>
       </w:r>
       <w:r>
-        <w:t xml:space="preserve"> So the phrase I was afraid to say… is the phrase that makes me sound normal.</w:t>
+        <w:t xml:space="preserve"> So the phrase I was afraid to say… makes me sound normal.</w:t>
       </w:r>
     </w:p>
     <w:p/>
@@ -624,7 +597,7 @@
         <w:t>JAMES:</w:t>
       </w:r>
       <w:r>
-        <w:t xml:space="preserve"> Now you're getting it. One more sound for the toolbox — the one I used on you five minutes ago: </w:t>
+        <w:t xml:space="preserve"> One more — the sound I used on you earlier: </w:t>
       </w:r>
       <w:r>
         <w:rPr>
@@ -633,7 +606,7 @@
         <w:t>"What's the word I want…"</w:t>
       </w:r>
       <w:r>
-        <w:t xml:space="preserve"> Say it slowly, look up, even snap your fingers. That's not a student searching. That's a fluent person mid-search — it's the most native noise in this whole episode.</w:t>
+        <w:t xml:space="preserve"> Eyes up, slow. A fluent person mid-search.</w:t>
       </w:r>
     </w:p>
     <w:p/>
@@ -655,18 +628,6 @@
       </w:r>
       <w:r>
         <w:t xml:space="preserve"> What's the word I want…</w:t>
-      </w:r>
-    </w:p>
-    <w:p/>
-    <w:p>
-      <w:r>
-        <w:rPr>
-          <w:b/>
-        </w:rPr>
-        <w:t>JAMES (as himself):</w:t>
-      </w:r>
-      <w:r>
-        <w:t xml:space="preserve"> There. You could freeze in front of the whole dining room with that and nobody would blink.</w:t>
       </w:r>
     </w:p>
     <w:p/>
@@ -676,7 +637,7 @@
         <w:pStyle w:val="Heading2"/>
       </w:pPr>
       <w:r>
-        <w:t>PART 3 — SKILL 2: SAY WHAT YOU HAVE (3:20–4:55)</w:t>
+        <w:t>PART 3 — SKILL 2: SAY WHAT YOU HAVE (3:15–4:35)</w:t>
       </w:r>
     </w:p>
     <w:p/>
@@ -688,7 +649,7 @@
         <w:t>JAMES (as himself):</w:t>
       </w:r>
       <w:r>
-        <w:t xml:space="preserve"> Move two. Sometimes the word doesn't come back — fine. Here's what the panic makes you forget: you lost ONE WORD. Not the meaning. The meaning is still in your head, so hand me the meaning. Start with: </w:t>
+        <w:t xml:space="preserve"> Move two, for when the word doesn't come back. You lost one word, not the meaning — so hand me the meaning: </w:t>
       </w:r>
       <w:r>
         <w:rPr>
@@ -697,7 +658,7 @@
         <w:t>"It's the one with…"</w:t>
       </w:r>
       <w:r>
-        <w:t xml:space="preserve"> — and describe it. Simple words. Use your hands. Sell it to me without the word "capers."</w:t>
+        <w:t xml:space="preserve"> Use your hands. Sell me the salmon without "capers."</w:t>
       </w:r>
     </w:p>
     <w:p/>
@@ -727,7 +688,7 @@
         <w:t>(fingertips)</w:t>
       </w:r>
       <w:r>
-        <w:t xml:space="preserve"> — they come in the lemon sauce.</w:t>
+        <w:t xml:space="preserve"> — in the lemon sauce.</w:t>
       </w:r>
     </w:p>
     <w:p/>
@@ -763,7 +724,7 @@
         <w:t>JAMES (as himself):</w:t>
       </w:r>
       <w:r>
-        <w:t xml:space="preserve"> Look what happened. You froze, and the customer didn't watch you fail — he PLAYED. People love finishing a puzzle. Which brings me to the move you're going to hate before you love it. When you're stuck, you're allowed to just ask: </w:t>
+        <w:t xml:space="preserve"> He didn't watch you fail — he played. Which brings me to the move you'll hate before you love it. When you're stuck, just ask: </w:t>
       </w:r>
       <w:r>
         <w:rPr>
@@ -826,7 +787,7 @@
         <w:t>JAMES:</w:t>
       </w:r>
       <w:r>
-        <w:t xml:space="preserve"> I know it does. Now watch his face when you ask. </w:t>
+        <w:t xml:space="preserve"> I know. But watch him. </w:t>
       </w:r>
       <w:r>
         <w:rPr>
@@ -835,7 +796,7 @@
         <w:t>(as the customer — leans in, delighted)</w:t>
       </w:r>
       <w:r>
-        <w:t xml:space="preserve"> People light up, Maria. You handed him a tiny job and he loved it. For ten seconds he's not your judge — he's your teammate. Asking isn't defeat. Asking is what confident people do, because they know one word was never the job. The salmon is the job. You know the salmon.</w:t>
+        <w:t xml:space="preserve"> People light up. You handed him a tiny puzzle and he loved it — he's your teammate, not your judge. The salmon is the job. You know the salmon.</w:t>
       </w:r>
     </w:p>
     <w:p/>
@@ -848,18 +809,6 @@
       </w:r>
       <w:r>
         <w:t xml:space="preserve"> I know everything about that salmon except one word.</w:t>
-      </w:r>
-    </w:p>
-    <w:p/>
-    <w:p>
-      <w:r>
-        <w:rPr>
-          <w:b/>
-        </w:rPr>
-        <w:t>JAMES:</w:t>
-      </w:r>
-      <w:r>
-        <w:t xml:space="preserve"> And now you have three ways to serve it anyway.</w:t>
       </w:r>
     </w:p>
     <w:p/>
@@ -869,7 +818,7 @@
         <w:pStyle w:val="Heading2"/>
       </w:pPr>
       <w:r>
-        <w:t>PART 4 — SKILL 3: THE WAY BACK (4:55–6:10)</w:t>
+        <w:t>PART 4 — SKILL 3: THE WAY BACK (4:35–6:45)</w:t>
       </w:r>
     </w:p>
     <w:p/>
@@ -881,7 +830,7 @@
         <w:t>JAMES (as himself):</w:t>
       </w:r>
       <w:r>
-        <w:t xml:space="preserve"> Last move — the one that decides whether this costs you a word or costs you the whole night. Two halves. First, out loud: after the freeze, don't rebuild the sentence in your head like it never happened. Find your place with sound: </w:t>
+        <w:t xml:space="preserve"> Last move. Don't replay the freeze in your head — find your place out loud: </w:t>
       </w:r>
       <w:r>
         <w:rPr>
@@ -889,9 +838,6 @@
         </w:rPr>
         <w:t>"Where was I? — Right."</w:t>
       </w:r>
-      <w:r>
-        <w:t xml:space="preserve"> And carry on.</w:t>
-      </w:r>
     </w:p>
     <w:p/>
     <w:p>
@@ -923,7 +869,7 @@
         <w:t>JAMES:</w:t>
       </w:r>
       <w:r>
-        <w:t xml:space="preserve"> Clean. Second half — and this one is yours to use or not, it's a choice, never a duty: </w:t>
+        <w:t xml:space="preserve"> Clean. One more — always a choice, never a duty: </w:t>
       </w:r>
       <w:r>
         <w:rPr>
@@ -962,7 +908,7 @@
         <w:t>JAMES:</w:t>
       </w:r>
       <w:r>
-        <w:t xml:space="preserve"> Again. Chin up this time. It's not an apology — it's information. And listen to the second half: "thank you for your patience." You're not asking permission. You're telling them, kindly, how to behave.</w:t>
+        <w:t xml:space="preserve"> Again — chin up. Not an apology; information. You're telling them, kindly, how to behave.</w:t>
       </w:r>
     </w:p>
     <w:p/>
@@ -986,7 +932,7 @@
         <w:t>JAMES:</w:t>
       </w:r>
       <w:r>
-        <w:t xml:space="preserve"> THAT one. Same words, different server. Now the half nobody can hear — the walk to the kitchen afterward. Tonight you gave away a table and hid in the side station. What was the voice saying?</w:t>
+        <w:t xml:space="preserve"> THAT one. Same words, different server. Now the walk back to the kitchen — what was the voice saying?</w:t>
       </w:r>
     </w:p>
     <w:p/>
@@ -1019,7 +965,7 @@
         <w:t>JAMES:</w:t>
       </w:r>
       <w:r>
-        <w:t xml:space="preserve"> Then let's look at the moment. Can I tell you what I actually saw from the bar? A server lost a word. That's all that happened. The customer forgot it before his drink arrived — you're the only person in the building still carrying it. And Maria — the server who handled table 12 last Friday? Fast customers, angry customers, the kitchen on a bad night? Same person standing here. One frozen sentence doesn't erase one shift of that. It can't. It's one sentence.</w:t>
+        <w:t xml:space="preserve"> Here's what I saw from the bar: a server lost a word. That's all. The customer forgot it before his drink arrived — you're the only person in the building still carrying it. And the server who handled table 12 last Friday? Same person standing here.</w:t>
       </w:r>
     </w:p>
     <w:p/>
@@ -1068,7 +1014,7 @@
         <w:pStyle w:val="Heading2"/>
       </w:pPr>
       <w:r>
-        <w:t>PART 5 — THE PAYOFF (6:10–7:05)</w:t>
+        <w:t>PART 5 — THE PAYOFF (6:45–7:55)</w:t>
       </w:r>
     </w:p>
     <w:p/>
@@ -1089,7 +1035,7 @@
         <w:t>MARIA (VO):</w:t>
       </w:r>
       <w:r>
-        <w:t xml:space="preserve"> Same table. Same salmon. And I want to be honest with you, because nobody selling "English without fear" ever is: the freeze came back.</w:t>
+        <w:t xml:space="preserve"> Same table. Same salmon. Nobody selling "English without fear" tells you this: the freeze came back.</w:t>
       </w:r>
     </w:p>
     <w:p/>
@@ -1146,7 +1092,7 @@
         <w:t>MARIA:</w:t>
       </w:r>
       <w:r>
-        <w:t xml:space="preserve"> Capers — thank you! Lemon-caper sauce. It's the best thing on the menu tonight.</w:t>
+        <w:t xml:space="preserve"> Capers — thank you! Lemon-caper sauce.</w:t>
       </w:r>
     </w:p>
     <w:p/>
@@ -1158,7 +1104,7 @@
         <w:t>JAMES (as customer, chuckling):</w:t>
       </w:r>
       <w:r>
-        <w:t xml:space="preserve"> Well, now I have to order it. I helped.</w:t>
+        <w:t xml:space="preserve"> Now I have to order it. I helped.</w:t>
       </w:r>
     </w:p>
     <w:p/>
@@ -1170,7 +1116,7 @@
         <w:t>MARIA:</w:t>
       </w:r>
       <w:r>
-        <w:t xml:space="preserve"> Where was I? — Right. It comes with roasted potatoes or the seasonal salad — which would you like?</w:t>
+        <w:t xml:space="preserve"> Where was I? — Right. Roasted potatoes or seasonal salad — which would you like?</w:t>
       </w:r>
     </w:p>
     <w:p/>
@@ -1182,7 +1128,7 @@
         <w:t>MARIA (VO):</w:t>
       </w:r>
       <w:r>
-        <w:t xml:space="preserve"> I still froze. Same word, same table. But this time the silence didn't swallow me — I had somewhere to put my feet.</w:t>
+        <w:t xml:space="preserve"> I still froze. But the silence didn't swallow me — I had somewhere to put my feet.</w:t>
       </w:r>
     </w:p>
     <w:p/>
@@ -1213,7 +1159,7 @@
         <w:pStyle w:val="Heading2"/>
       </w:pPr>
       <w:r>
-        <w:t>RECAP SEGMENT — ANIMATED WHITEBOARD QUIZ (7:05–8:10)</w:t>
+        <w:t>RECAP SEGMENT — ANIMATED WHITEBOARD QUIZ (7:55–9:20)</w:t>
       </w:r>
     </w:p>
     <w:p/>
@@ -1234,7 +1180,7 @@
         <w:t>JAMES:</w:t>
       </w:r>
       <w:r>
-        <w:t xml:space="preserve"> Recap. Answer out loud, wherever you are — especially if there's nobody around to hear you freeze.</w:t>
+        <w:t xml:space="preserve"> Recap — answer out loud, even if nobody's listening.</w:t>
       </w:r>
     </w:p>
     <w:p/>
@@ -1246,7 +1192,7 @@
         <w:t>JAMES:</w:t>
       </w:r>
       <w:r>
-        <w:t xml:space="preserve"> Question one: mid-sentence, the word disappears. What's the first rule?</w:t>
+        <w:t xml:space="preserve"> Question one: the word disappears mid-sentence. First rule?</w:t>
       </w:r>
     </w:p>
     <w:p>
@@ -1265,7 +1211,7 @@
         <w:t>MARIA:</w:t>
       </w:r>
       <w:r>
-        <w:t xml:space="preserve"> Make a sound, not a silence. "Give me one second — I want to get this exactly right." Or think out loud: "What's the word I want…"</w:t>
+        <w:t xml:space="preserve"> Make a sound, not a silence. "Give me one second — I want to get this exactly right." Or: "What's the word I want…"</w:t>
       </w:r>
     </w:p>
     <w:p/>
@@ -1277,7 +1223,7 @@
         <w:t>JAMES:</w:t>
       </w:r>
       <w:r>
-        <w:t xml:space="preserve"> Question two: the whole sentence falls down. Two phrases — the pair?</w:t>
+        <w:t xml:space="preserve"> Question two: the whole sentence falls down. The pair?</w:t>
       </w:r>
     </w:p>
     <w:p>
@@ -1308,7 +1254,7 @@
         <w:t>JAMES:</w:t>
       </w:r>
       <w:r>
-        <w:t xml:space="preserve"> Question three: the word won't come back at all. What do you hand the customer instead?</w:t>
+        <w:t xml:space="preserve"> Question three: the word won't come back. What do you hand them?</w:t>
       </w:r>
     </w:p>
     <w:p>
@@ -1327,7 +1273,7 @@
         <w:t>MARIA:</w:t>
       </w:r>
       <w:r>
-        <w:t xml:space="preserve"> The meaning. "It's the one with…" — simple words, use your hands. Or just ask: "How do you say…?" They love to help.</w:t>
+        <w:t xml:space="preserve"> The meaning. "It's the one with…" — or just ask: "How do you say…?"</w:t>
       </w:r>
     </w:p>
     <w:p/>
@@ -1339,7 +1285,7 @@
         <w:t>JAMES:</w:t>
       </w:r>
       <w:r>
-        <w:t xml:space="preserve"> Question four: the freeze is over. How do you find your place?</w:t>
+        <w:t xml:space="preserve"> Question four: the freeze ends. How do you find your place?</w:t>
       </w:r>
     </w:p>
     <w:p>
@@ -1358,7 +1304,7 @@
         <w:t>MARIA:</w:t>
       </w:r>
       <w:r>
-        <w:t xml:space="preserve"> Out loud: "Where was I? — Right." And keep going. Don't replay it.</w:t>
+        <w:t xml:space="preserve"> Out loud: "Where was I? — Right." And keep going.</w:t>
       </w:r>
     </w:p>
     <w:p/>
@@ -1389,7 +1335,7 @@
         <w:t>MARIA:</w:t>
       </w:r>
       <w:r>
-        <w:t xml:space="preserve"> Information. Chin up, and it's a choice — I never owe it to anyone. And one frozen sentence erases… nothing.</w:t>
+        <w:t xml:space="preserve"> Information. Chin up — and it's my choice. And one frozen sentence erases… nothing.</w:t>
       </w:r>
     </w:p>
     <w:p/>
@@ -1408,7 +1354,7 @@
         <w:pStyle w:val="Heading2"/>
       </w:pPr>
       <w:r>
-        <w:t>OUTRO + CTA (8:10–8:40)</w:t>
+        <w:t>OUTRO + CTA (9:20–9:55)</w:t>
       </w:r>
     </w:p>
     <w:p/>
@@ -1420,7 +1366,7 @@
         <w:t>MARIA:</w:t>
       </w:r>
       <w:r>
-        <w:t xml:space="preserve"> Your English is going to freeze next shift. That's not a maybe — it comes with a second language, and it comes with a first one too. So when it happens: make a sound. Then tell us in the comments which phrase carried you — we read every single one.</w:t>
+        <w:t xml:space="preserve"> Your English will freeze next shift. That's not a maybe — it comes with a second language, and it comes with a first one too. When it happens, make a sound. And tell us which phrase carried you — we read every comment.</w:t>
       </w:r>
     </w:p>
     <w:p/>
@@ -1444,7 +1390,7 @@
         <w:t>MARIA:</w:t>
       </w:r>
       <w:r>
-        <w:t xml:space="preserve"> Subscribe so you don't miss it. We're Two Colleagues —</w:t>
+        <w:t xml:space="preserve"> Subscribe. We're Two Colleagues —</w:t>
       </w:r>
     </w:p>
     <w:p/>
@@ -2037,6 +1983,134 @@
           <w:i/>
         </w:rPr>
         <w:t>(Minor, roll into the same pass: "Americans say it in meetings, on dates, on television" — the triple list reads written; two items land more spoken.)</w:t>
+      </w:r>
+    </w:p>
+    <w:p/>
+    <w:p>
+      <w:pPr>
+        <w:pStyle w:val="Heading2"/>
+      </w:pPr>
+      <w:r>
+        <w:t>Scriptwriter revision notes (v3 compression pass, 2026-07-16)</w:t>
+      </w:r>
+    </w:p>
+    <w:p/>
+    <w:p>
+      <w:r>
+        <w:t>Dialogue cut from 1,625 to 1,098 (speaker-line tokenizer; the editor's counter read the same v2 text ~3% lower, so this sits safely under the 1,100 ceiling) ≈ 9.2–10.5 min at 105–120 wpm. Scene-header timings recomputed at real channel pacing plus the designed pauses; episode now ends ~9:55. What came out, per part:</w:t>
+      </w:r>
+    </w:p>
+    <w:p/>
+    <w:p>
+      <w:pPr>
+        <w:pStyle w:val="ListBullet"/>
+      </w:pPr>
+      <w:r>
+        <w:rPr>
+          <w:b/>
+        </w:rPr>
+        <w:t>Cold open (71→55):</w:t>
+      </w:r>
+      <w:r>
+        <w:t xml:space="preserve"> VO 1 and VO 3 tightened ("this video is for you… Let me show you" → "stay"); hook now fits 30s at real pacing. Translatable line 1 verbatim.</w:t>
+      </w:r>
+    </w:p>
+    <w:p>
+      <w:pPr>
+        <w:pStyle w:val="ListBullet"/>
+      </w:pPr>
+      <w:r>
+        <w:rPr>
+          <w:b/>
+        </w:rPr>
+        <w:t>Part 1 (274→177):</w:t>
+      </w:r>
+      <w:r>
+        <w:t xml:space="preserve"> cut "Because everybody sells 'speak without fear'…" (duplicated positioning, per editor); roadblock speech more than halved — the staged on-camera freeze itself untouched; Tuesday-"inventory" story compressed but still offhand and still carrying the reframe through the "Did you think I was stupid?" exchange; toolbox speech halved (the three-move menu survives); Maria's capers speech trimmed. The "voice in Spanish" confession, with its V1 callback, untouched.</w:t>
+      </w:r>
+    </w:p>
+    <w:p>
+      <w:pPr>
+        <w:pStyle w:val="ListBullet"/>
+      </w:pPr>
+      <w:r>
+        <w:rPr>
+          <w:b/>
+        </w:rPr>
+        <w:t>Part 2 (277→137, structural):</w:t>
+      </w:r>
+      <w:r>
+        <w:t xml:space="preserve"> three coaching cycles collapsed toward one — phrase 1's debrief and the pair's setup share one James speech; "secret of the freeze" down to two sentences; the "native phrase" debrief CUT and its claim folded into the pair's setup ("a pair native speakers use every day") — this also removes the flagged "meetings, on dates, on television" triple-list AI tell; phrase-4 setup trimmed; James's post-repeat validation line cut. All four phrases still model → repeat, and the customer's "Take your time, no rush" beat stays as the live proof.</w:t>
+      </w:r>
+    </w:p>
+    <w:p>
+      <w:pPr>
+        <w:pStyle w:val="ListBullet"/>
+      </w:pPr>
+      <w:r>
+        <w:rPr>
+          <w:b/>
+        </w:rPr>
+        <w:t>Part 3 (242→160):</w:t>
+      </w:r>
+      <w:r>
+        <w:t xml:space="preserve"> "Move two" opener loses the panic explanation, keeps "you lost one word, not the meaning"; "Look what happened" debrief merged into the phrase-6 segue; "watch his face" speech loses "Asking isn't defeat…" and "for ten seconds," absorbs the puzzle image; James's closing button cut — Maria's salmon reply now ends the part. The "asking hurts" exchange intact.</w:t>
+      </w:r>
+    </w:p>
+    <w:p>
+      <w:pPr>
+        <w:pStyle w:val="ListBullet"/>
+      </w:pPr>
+      <w:r>
+        <w:rPr>
+          <w:b/>
+        </w:rPr>
+        <w:t>Part 4 (349→235):</w:t>
+      </w:r>
+      <w:r>
+        <w:t xml:space="preserve"> phrase 7/8 framing tightened (both phrase-8 takes and the chin-up direction kept); "THAT one" speech loses the side-station restatement (established in Part 1); bar speech loses "One frozen sentence doesn't erase one shift of that…" (restated by recap Q5, per editor) and the fast-customers enumeration — the table-12 callback and "you're the only person in the building still carrying it" stay word-for-word. The bolded protected line and the hold after it are untouched.</w:t>
+      </w:r>
+    </w:p>
+    <w:p>
+      <w:pPr>
+        <w:pStyle w:val="ListBullet"/>
+      </w:pPr>
+      <w:r>
+        <w:rPr>
+          <w:b/>
+        </w:rPr>
+        <w:t>Part 5 (151→124):</w:t>
+      </w:r>
+      <w:r>
+        <w:t xml:space="preserve"> VO and tail trims only ("I want to be honest with you…" compressed; "Same word, same table" de-duplicated; "best thing on the menu" cut — the customer's "I helped" joke stands on its own). Double-freeze structure, all five returning phrases, and translatable line 2 (verbatim) untouched.</w:t>
+      </w:r>
+    </w:p>
+    <w:p>
+      <w:pPr>
+        <w:pStyle w:val="ListBullet"/>
+      </w:pPr>
+      <w:r>
+        <w:rPr>
+          <w:b/>
+        </w:rPr>
+        <w:t>Recap (177→138):</w:t>
+      </w:r>
+      <w:r>
+        <w:t xml:space="preserve"> stems and answer tails trimmed; all 8 phrases still covered (Q1: 1+4 · Q2: 2+3 · Q3: 5+6 · Q4: 7 · Q5: 8), Q → 3s pause → A rhythm unchanged; Q5's "one frozen sentence erases… nothing" kept — it now carries the beat cut from Part 4's bar speech.</w:t>
+      </w:r>
+    </w:p>
+    <w:p>
+      <w:pPr>
+        <w:pStyle w:val="ListBullet"/>
+      </w:pPr>
+      <w:r>
+        <w:rPr>
+          <w:b/>
+        </w:rPr>
+        <w:t>Outro (84→72):</w:t>
+      </w:r>
+      <w:r>
+        <w:t xml:space="preserve"> send-off tightened; the editor's level fix ("it comes with…") and the ep-8 money tease unchanged.</w:t>
       </w:r>
     </w:p>
     <w:sectPr>

--- a/restaurant-track/video-07-english-freezes/RAMP_EnglishFreezes_VideoScript.docx
+++ b/restaurant-track/video-07-english-freezes/RAMP_EnglishFreezes_VideoScript.docx
@@ -30,7 +30,7 @@
         <w:t>Status:</w:t>
       </w:r>
       <w:r>
-        <w:t xml:space="preserve"> DRAFT v3 — compressed per editor notes, awaiting editor re-check</w:t>
+        <w:t xml:space="preserve"> DRAFT v3 — editor-passed, awaiting Ruthy review</w:t>
       </w:r>
     </w:p>
     <w:p>
@@ -1983,6 +1983,92 @@
           <w:i/>
         </w:rPr>
         <w:t>(Minor, roll into the same pass: "Americans say it in meetings, on dates, on television" — the triple list reads written; two items land more spoken.)</w:t>
+      </w:r>
+    </w:p>
+    <w:p/>
+    <w:p>
+      <w:pPr>
+        <w:pStyle w:val="Heading2"/>
+      </w:pPr>
+      <w:r>
+        <w:t>Editor's changes (v3 re-check, 2026-07-17)</w:t>
+      </w:r>
+    </w:p>
+    <w:p/>
+    <w:p>
+      <w:r>
+        <w:t>Scoped re-check of the compression pass only — no line edits were needed.</w:t>
+      </w:r>
+    </w:p>
+    <w:p/>
+    <w:p>
+      <w:pPr>
+        <w:pStyle w:val="ListNumber"/>
+      </w:pPr>
+      <w:r>
+        <w:rPr>
+          <w:b/>
+        </w:rPr>
+        <w:t>Runtime — PASS:</w:t>
+      </w:r>
+      <w:r>
+        <w:t xml:space="preserve"> 1,052 dialogue words on the editor's counter (scriptwriter's tokenizer: 1,098; the ~4% delta matches the v2 counter gap). Under the 1,100 ceiling. Speech ≈ 8.8–10.0 min at 105–120 wpm; header timings ending 9:55 are honest at channel pacing. Note for VO direction: this sits at the ceiling — delivery should hold near the brisk end (115–120 wpm), since the episode's silence design spends its slack on the designed beats, not slower speech.</w:t>
+      </w:r>
+    </w:p>
+    <w:p>
+      <w:pPr>
+        <w:pStyle w:val="ListNumber"/>
+      </w:pPr>
+      <w:r>
+        <w:rPr>
+          <w:b/>
+        </w:rPr>
+        <w:t>Judgment call — Part 3 closing button cut: ACCEPTED.</w:t>
+      </w:r>
+      <w:r>
+        <w:t xml:space="preserve"> Ending on Maria's "except one word" line is the better landing; restoring James's button would reintroduce the every-scene-ends-on-a-bow tell flagged at v2. Part 4's "Last move" segue resolves cleanly to Part 1's three-move menu.</w:t>
+      </w:r>
+    </w:p>
+    <w:p>
+      <w:pPr>
+        <w:pStyle w:val="ListNumber"/>
+      </w:pPr>
+      <w:r>
+        <w:rPr>
+          <w:b/>
+        </w:rPr>
+        <w:t>Judgment call — Part 5 "best thing on the menu tonight" tail cut: ACCEPTED.</w:t>
+      </w:r>
+      <w:r>
+        <w:t xml:space="preserve"> "Now I have to order it. I helped." carries the teammate payoff alone; the tail was a duplicate beat, and the faster hand-off into the live "Where was I? — Right." is the stronger rhythm.</w:t>
+      </w:r>
+    </w:p>
+    <w:p>
+      <w:pPr>
+        <w:pStyle w:val="ListNumber"/>
+      </w:pPr>
+      <w:r>
+        <w:rPr>
+          <w:b/>
+        </w:rPr>
+        <w:t>Seam check (Parts 1–4): clean.</w:t>
+      </w:r>
+      <w:r>
+        <w:t xml:space="preserve"> All post-compression segues have antecedents ("Move two"/"Last move" → Part 1's menu; "the sound I used on you earlier" → the roadblock; "what was the voice saying?" → the Part 1 confession). Maria's "And you're the customer" now anticipates rather than responds, but reads as series-format familiarity, not a gap — left as is.</w:t>
+      </w:r>
+    </w:p>
+    <w:p>
+      <w:pPr>
+        <w:pStyle w:val="ListNumber"/>
+      </w:pPr>
+      <w:r>
+        <w:rPr>
+          <w:b/>
+        </w:rPr>
+        <w:t>Protections verified intact:</w:t>
+      </w:r>
+      <w:r>
+        <w:t xml:space="preserve"> all 8 phrases modeled + repeated; recap covers all 8 with phrase 4 in Q1; both protected beats verbatim with the hold preserved; all three scripted silences; the table-12 V6 callback; both TRANSLATABLE VO lines verbatim.</w:t>
       </w:r>
     </w:p>
     <w:p/>
